--- a/Lab-Task2.docx
+++ b/Lab-Task2.docx
@@ -333,7 +333,7 @@
                     </pic:cNvPicPr>
                   </pic:nvPicPr>
                   <pic:blipFill>
-                    <a:blip r:embed="rId7">
+                    <a:blip r:embed="rId8">
                       <a:extLst>
                         <a:ext uri="{28A0092B-C50C-407E-A947-70E740481C1C}">
                           <a14:useLocalDpi xmlns:a14="http://schemas.microsoft.com/office/drawing/2010/main" val="0"/>
@@ -5131,7 +5131,7 @@
                     </pic:cNvPicPr>
                   </pic:nvPicPr>
                   <pic:blipFill>
-                    <a:blip r:embed="rId8">
+                    <a:blip r:embed="rId9">
                       <a:extLst>
                         <a:ext uri="{28A0092B-C50C-407E-A947-70E740481C1C}">
                           <a14:useLocalDpi xmlns:a14="http://schemas.microsoft.com/office/drawing/2010/main" val="0"/>
@@ -5408,6 +5408,7 @@
       <w:r>
         <w:rPr>
           <w:rFonts w:ascii="Times New Roman" w:eastAsia="Times New Roman" w:hAnsi="Times New Roman" w:cs="Times New Roman"/>
+          <w:noProof/>
           <w:kern w:val="0"/>
           <w14:ligatures w14:val="none"/>
         </w:rPr>
@@ -5436,7 +5437,7 @@
                     <pic:cNvPicPr/>
                   </pic:nvPicPr>
                   <pic:blipFill>
-                    <a:blip r:embed="rId9">
+                    <a:blip r:embed="rId10">
                       <a:extLst>
                         <a:ext uri="{28A0092B-C50C-407E-A947-70E740481C1C}">
                           <a14:useLocalDpi xmlns:a14="http://schemas.microsoft.com/office/drawing/2010/main" val="0"/>
@@ -5655,7 +5656,7 @@
         </w:rPr>
         <w:lastRenderedPageBreak/>
         <w:drawing>
-          <wp:anchor distT="0" distB="0" distL="114300" distR="114300" simplePos="0" relativeHeight="251664384" behindDoc="0" locked="0" layoutInCell="1" allowOverlap="1" wp14:anchorId="76128F99" wp14:editId="686E42A0">
+          <wp:anchor distT="0" distB="0" distL="114300" distR="114300" simplePos="0" relativeHeight="251664384" behindDoc="0" locked="0" layoutInCell="1" allowOverlap="1" wp14:anchorId="76128F99" wp14:editId="5EFC9E4B">
             <wp:simplePos x="0" y="0"/>
             <wp:positionH relativeFrom="margin">
               <wp:align>right</wp:align>
@@ -5663,8 +5664,8 @@
             <wp:positionV relativeFrom="paragraph">
               <wp:posOffset>3868</wp:posOffset>
             </wp:positionV>
-            <wp:extent cx="5942330" cy="3733800"/>
-            <wp:effectExtent l="0" t="0" r="1270" b="0"/>
+            <wp:extent cx="5941060" cy="3740728"/>
+            <wp:effectExtent l="0" t="0" r="2540" b="0"/>
             <wp:wrapNone/>
             <wp:docPr id="1070974743" name="Picture 5"/>
             <wp:cNvGraphicFramePr>
@@ -5680,7 +5681,7 @@
                     </pic:cNvPicPr>
                   </pic:nvPicPr>
                   <pic:blipFill>
-                    <a:blip r:embed="rId10" cstate="print">
+                    <a:blip r:embed="rId11" cstate="print">
                       <a:extLst>
                         <a:ext uri="{28A0092B-C50C-407E-A947-70E740481C1C}">
                           <a14:useLocalDpi xmlns:a14="http://schemas.microsoft.com/office/drawing/2010/main" val="0"/>
@@ -5695,7 +5696,7 @@
                   <pic:spPr bwMode="auto">
                     <a:xfrm>
                       <a:off x="0" y="0"/>
-                      <a:ext cx="5983033" cy="3759375"/>
+                      <a:ext cx="5995814" cy="3775203"/>
                     </a:xfrm>
                     <a:prstGeom prst="rect">
                       <a:avLst/>
@@ -5779,28 +5780,69 @@
       <w:pPr>
         <w:spacing w:before="100" w:beforeAutospacing="1" w:after="100" w:afterAutospacing="1" w:line="240" w:lineRule="auto"/>
         <w:rPr>
-          <w:rFonts w:ascii="Times New Roman" w:eastAsia="Times New Roman" w:hAnsi="Times New Roman" w:cs="Times New Roman"/>
-          <w:kern w:val="0"/>
-          <w14:ligatures w14:val="none"/>
-        </w:rPr>
-      </w:pPr>
-      <w:r>
-        <w:rPr>
           <w:noProof/>
         </w:rPr>
+      </w:pPr>
+      <w:r>
+        <w:rPr>
+          <w:noProof/>
+        </w:rPr>
+        <w:t xml:space="preserve"> </w:t>
+      </w:r>
+    </w:p>
+    <w:p>
+      <w:pPr>
+        <w:spacing w:before="100" w:beforeAutospacing="1" w:after="100" w:afterAutospacing="1" w:line="240" w:lineRule="auto"/>
+        <w:rPr>
+          <w:noProof/>
+        </w:rPr>
+      </w:pPr>
+    </w:p>
+    <w:p>
+      <w:pPr>
+        <w:spacing w:before="100" w:beforeAutospacing="1" w:after="100" w:afterAutospacing="1" w:line="240" w:lineRule="auto"/>
+        <w:rPr>
+          <w:noProof/>
+        </w:rPr>
+      </w:pPr>
+    </w:p>
+    <w:p>
+      <w:pPr>
+        <w:spacing w:before="100" w:beforeAutospacing="1" w:after="100" w:afterAutospacing="1" w:line="240" w:lineRule="auto"/>
+        <w:rPr>
+          <w:noProof/>
+        </w:rPr>
+      </w:pPr>
+    </w:p>
+    <w:p>
+      <w:pPr>
+        <w:spacing w:before="100" w:beforeAutospacing="1" w:after="100" w:afterAutospacing="1" w:line="240" w:lineRule="auto"/>
+        <w:rPr>
+          <w:rFonts w:ascii="Times New Roman" w:hAnsi="Times New Roman" w:cs="Times New Roman"/>
+          <w:b/>
+          <w:bCs/>
+          <w:noProof/>
+          <w:sz w:val="28"/>
+          <w:szCs w:val="28"/>
+        </w:rPr>
+      </w:pPr>
+      <w:r>
+        <w:rPr>
+          <w:noProof/>
+        </w:rPr>
         <w:drawing>
-          <wp:anchor distT="0" distB="0" distL="114300" distR="114300" simplePos="0" relativeHeight="251665408" behindDoc="0" locked="0" layoutInCell="1" allowOverlap="1" wp14:anchorId="6D587878" wp14:editId="2764D1AC">
+          <wp:anchor distT="0" distB="0" distL="114300" distR="114300" simplePos="0" relativeHeight="251667456" behindDoc="0" locked="0" layoutInCell="1" allowOverlap="1" wp14:anchorId="104553AE" wp14:editId="5AC6A748">
             <wp:simplePos x="0" y="0"/>
             <wp:positionH relativeFrom="margin">
               <wp:align>right</wp:align>
             </wp:positionH>
             <wp:positionV relativeFrom="paragraph">
-              <wp:posOffset>1667221</wp:posOffset>
+              <wp:posOffset>294930</wp:posOffset>
             </wp:positionV>
-            <wp:extent cx="5942289" cy="4065559"/>
+            <wp:extent cx="5941842" cy="4002866"/>
             <wp:effectExtent l="0" t="0" r="1905" b="0"/>
             <wp:wrapNone/>
-            <wp:docPr id="484393861" name="Picture 6"/>
+            <wp:docPr id="1497181261" name="Picture 1"/>
             <wp:cNvGraphicFramePr>
               <a:graphicFrameLocks xmlns:a="http://schemas.openxmlformats.org/drawingml/2006/main" noChangeAspect="1"/>
             </wp:cNvGraphicFramePr>
@@ -5808,13 +5850,13 @@
               <a:graphicData uri="http://schemas.openxmlformats.org/drawingml/2006/picture">
                 <pic:pic xmlns:pic="http://schemas.openxmlformats.org/drawingml/2006/picture">
                   <pic:nvPicPr>
-                    <pic:cNvPr id="0" name="Picture 10"/>
+                    <pic:cNvPr id="0" name="Picture 1"/>
                     <pic:cNvPicPr>
                       <a:picLocks noChangeAspect="1" noChangeArrowheads="1"/>
                     </pic:cNvPicPr>
                   </pic:nvPicPr>
                   <pic:blipFill>
-                    <a:blip r:embed="rId11">
+                    <a:blip r:embed="rId12">
                       <a:extLst>
                         <a:ext uri="{28A0092B-C50C-407E-A947-70E740481C1C}">
                           <a14:useLocalDpi xmlns:a14="http://schemas.microsoft.com/office/drawing/2010/main" val="0"/>
@@ -5829,7 +5871,7 @@
                   <pic:spPr bwMode="auto">
                     <a:xfrm>
                       <a:off x="0" y="0"/>
-                      <a:ext cx="5942289" cy="4065559"/>
+                      <a:ext cx="5941842" cy="4002866"/>
                     </a:xfrm>
                     <a:prstGeom prst="rect">
                       <a:avLst/>
@@ -5850,10 +5892,285 @@
       </w:r>
       <w:r>
         <w:rPr>
+          <w:rFonts w:ascii="Times New Roman" w:hAnsi="Times New Roman" w:cs="Times New Roman"/>
+          <w:b/>
+          <w:bCs/>
           <w:noProof/>
-        </w:rPr>
-        <w:t xml:space="preserve"> </w:t>
-      </w:r>
+          <w:sz w:val="28"/>
+          <w:szCs w:val="28"/>
+        </w:rPr>
+        <w:t>Created by me…</w:t>
+      </w:r>
+    </w:p>
+    <w:p>
+      <w:pPr>
+        <w:spacing w:before="100" w:beforeAutospacing="1" w:after="100" w:afterAutospacing="1" w:line="240" w:lineRule="auto"/>
+        <w:rPr>
+          <w:noProof/>
+        </w:rPr>
+      </w:pPr>
+    </w:p>
+    <w:p>
+      <w:pPr>
+        <w:spacing w:before="100" w:beforeAutospacing="1" w:after="100" w:afterAutospacing="1" w:line="240" w:lineRule="auto"/>
+        <w:rPr>
+          <w:noProof/>
+        </w:rPr>
+      </w:pPr>
+    </w:p>
+    <w:p>
+      <w:pPr>
+        <w:spacing w:before="100" w:beforeAutospacing="1" w:after="100" w:afterAutospacing="1" w:line="240" w:lineRule="auto"/>
+        <w:rPr>
+          <w:noProof/>
+        </w:rPr>
+      </w:pPr>
+    </w:p>
+    <w:p>
+      <w:pPr>
+        <w:spacing w:before="100" w:beforeAutospacing="1" w:after="100" w:afterAutospacing="1" w:line="240" w:lineRule="auto"/>
+        <w:rPr>
+          <w:noProof/>
+        </w:rPr>
+      </w:pPr>
+    </w:p>
+    <w:p>
+      <w:pPr>
+        <w:spacing w:before="100" w:beforeAutospacing="1" w:after="100" w:afterAutospacing="1" w:line="240" w:lineRule="auto"/>
+        <w:rPr>
+          <w:noProof/>
+        </w:rPr>
+      </w:pPr>
+    </w:p>
+    <w:p>
+      <w:pPr>
+        <w:spacing w:before="100" w:beforeAutospacing="1" w:after="100" w:afterAutospacing="1" w:line="240" w:lineRule="auto"/>
+        <w:rPr>
+          <w:noProof/>
+        </w:rPr>
+      </w:pPr>
+    </w:p>
+    <w:p>
+      <w:pPr>
+        <w:spacing w:before="100" w:beforeAutospacing="1" w:after="100" w:afterAutospacing="1" w:line="240" w:lineRule="auto"/>
+        <w:rPr>
+          <w:noProof/>
+        </w:rPr>
+      </w:pPr>
+    </w:p>
+    <w:p>
+      <w:pPr>
+        <w:spacing w:before="100" w:beforeAutospacing="1" w:after="100" w:afterAutospacing="1" w:line="240" w:lineRule="auto"/>
+        <w:rPr>
+          <w:noProof/>
+        </w:rPr>
+      </w:pPr>
+    </w:p>
+    <w:p>
+      <w:pPr>
+        <w:spacing w:before="100" w:beforeAutospacing="1" w:after="100" w:afterAutospacing="1" w:line="240" w:lineRule="auto"/>
+        <w:rPr>
+          <w:noProof/>
+        </w:rPr>
+      </w:pPr>
+    </w:p>
+    <w:p>
+      <w:pPr>
+        <w:spacing w:before="100" w:beforeAutospacing="1" w:after="100" w:afterAutospacing="1" w:line="240" w:lineRule="auto"/>
+        <w:rPr>
+          <w:noProof/>
+        </w:rPr>
+      </w:pPr>
+    </w:p>
+    <w:p>
+      <w:pPr>
+        <w:spacing w:before="100" w:beforeAutospacing="1" w:after="100" w:afterAutospacing="1" w:line="240" w:lineRule="auto"/>
+        <w:rPr>
+          <w:noProof/>
+        </w:rPr>
+      </w:pPr>
+    </w:p>
+    <w:p>
+      <w:pPr>
+        <w:spacing w:before="100" w:beforeAutospacing="1" w:after="100" w:afterAutospacing="1" w:line="240" w:lineRule="auto"/>
+        <w:rPr>
+          <w:rFonts w:ascii="Times New Roman" w:hAnsi="Times New Roman" w:cs="Times New Roman"/>
+          <w:b/>
+          <w:bCs/>
+          <w:noProof/>
+          <w:sz w:val="28"/>
+          <w:szCs w:val="28"/>
+        </w:rPr>
+      </w:pPr>
+      <w:r>
+        <w:rPr>
+          <w:noProof/>
+        </w:rPr>
+        <w:lastRenderedPageBreak/>
+        <w:drawing>
+          <wp:anchor distT="0" distB="0" distL="114300" distR="114300" simplePos="0" relativeHeight="251665408" behindDoc="0" locked="0" layoutInCell="1" allowOverlap="1" wp14:anchorId="5A72AFFB" wp14:editId="440360F4">
+            <wp:simplePos x="0" y="0"/>
+            <wp:positionH relativeFrom="margin">
+              <wp:align>right</wp:align>
+            </wp:positionH>
+            <wp:positionV relativeFrom="paragraph">
+              <wp:posOffset>329219</wp:posOffset>
+            </wp:positionV>
+            <wp:extent cx="5943520" cy="4343400"/>
+            <wp:effectExtent l="0" t="0" r="635" b="0"/>
+            <wp:wrapNone/>
+            <wp:docPr id="1295689965" name="Picture 2"/>
+            <wp:cNvGraphicFramePr>
+              <a:graphicFrameLocks xmlns:a="http://schemas.openxmlformats.org/drawingml/2006/main" noChangeAspect="1"/>
+            </wp:cNvGraphicFramePr>
+            <a:graphic xmlns:a="http://schemas.openxmlformats.org/drawingml/2006/main">
+              <a:graphicData uri="http://schemas.openxmlformats.org/drawingml/2006/picture">
+                <pic:pic xmlns:pic="http://schemas.openxmlformats.org/drawingml/2006/picture">
+                  <pic:nvPicPr>
+                    <pic:cNvPr id="0" name="Picture 2"/>
+                    <pic:cNvPicPr>
+                      <a:picLocks noChangeAspect="1" noChangeArrowheads="1"/>
+                    </pic:cNvPicPr>
+                  </pic:nvPicPr>
+                  <pic:blipFill>
+                    <a:blip r:embed="rId13">
+                      <a:extLst>
+                        <a:ext uri="{28A0092B-C50C-407E-A947-70E740481C1C}">
+                          <a14:useLocalDpi xmlns:a14="http://schemas.microsoft.com/office/drawing/2010/main" val="0"/>
+                        </a:ext>
+                      </a:extLst>
+                    </a:blip>
+                    <a:srcRect/>
+                    <a:stretch>
+                      <a:fillRect/>
+                    </a:stretch>
+                  </pic:blipFill>
+                  <pic:spPr bwMode="auto">
+                    <a:xfrm>
+                      <a:off x="0" y="0"/>
+                      <a:ext cx="5943520" cy="4343400"/>
+                    </a:xfrm>
+                    <a:prstGeom prst="rect">
+                      <a:avLst/>
+                    </a:prstGeom>
+                    <a:noFill/>
+                    <a:ln>
+                      <a:noFill/>
+                    </a:ln>
+                  </pic:spPr>
+                </pic:pic>
+              </a:graphicData>
+            </a:graphic>
+            <wp14:sizeRelV relativeFrom="margin">
+              <wp14:pctHeight>0</wp14:pctHeight>
+            </wp14:sizeRelV>
+          </wp:anchor>
+        </w:drawing>
+      </w:r>
+      <w:r>
+        <w:rPr>
+          <w:rFonts w:ascii="Times New Roman" w:hAnsi="Times New Roman" w:cs="Times New Roman"/>
+          <w:b/>
+          <w:bCs/>
+          <w:noProof/>
+          <w:sz w:val="28"/>
+          <w:szCs w:val="28"/>
+        </w:rPr>
+        <w:t>Assigned to me</w:t>
+      </w:r>
+      <w:r>
+        <w:rPr>
+          <w:rFonts w:ascii="Times New Roman" w:hAnsi="Times New Roman" w:cs="Times New Roman"/>
+          <w:b/>
+          <w:bCs/>
+          <w:noProof/>
+          <w:sz w:val="28"/>
+          <w:szCs w:val="28"/>
+        </w:rPr>
+        <w:t>…</w:t>
+      </w:r>
+    </w:p>
+    <w:p>
+      <w:pPr>
+        <w:spacing w:before="100" w:beforeAutospacing="1" w:after="100" w:afterAutospacing="1" w:line="240" w:lineRule="auto"/>
+        <w:rPr>
+          <w:noProof/>
+        </w:rPr>
+      </w:pPr>
+    </w:p>
+    <w:p>
+      <w:pPr>
+        <w:spacing w:before="100" w:beforeAutospacing="1" w:after="100" w:afterAutospacing="1" w:line="240" w:lineRule="auto"/>
+        <w:rPr>
+          <w:noProof/>
+        </w:rPr>
+      </w:pPr>
+    </w:p>
+    <w:p>
+      <w:pPr>
+        <w:spacing w:before="100" w:beforeAutospacing="1" w:after="100" w:afterAutospacing="1" w:line="240" w:lineRule="auto"/>
+        <w:rPr>
+          <w:noProof/>
+        </w:rPr>
+      </w:pPr>
+    </w:p>
+    <w:p>
+      <w:pPr>
+        <w:spacing w:before="100" w:beforeAutospacing="1" w:after="100" w:afterAutospacing="1" w:line="240" w:lineRule="auto"/>
+        <w:rPr>
+          <w:noProof/>
+        </w:rPr>
+      </w:pPr>
+    </w:p>
+    <w:p>
+      <w:pPr>
+        <w:spacing w:before="100" w:beforeAutospacing="1" w:after="100" w:afterAutospacing="1" w:line="240" w:lineRule="auto"/>
+        <w:rPr>
+          <w:noProof/>
+        </w:rPr>
+      </w:pPr>
+    </w:p>
+    <w:p>
+      <w:pPr>
+        <w:spacing w:before="100" w:beforeAutospacing="1" w:after="100" w:afterAutospacing="1" w:line="240" w:lineRule="auto"/>
+        <w:rPr>
+          <w:noProof/>
+        </w:rPr>
+      </w:pPr>
+    </w:p>
+    <w:p>
+      <w:pPr>
+        <w:spacing w:before="100" w:beforeAutospacing="1" w:after="100" w:afterAutospacing="1" w:line="240" w:lineRule="auto"/>
+        <w:rPr>
+          <w:noProof/>
+        </w:rPr>
+      </w:pPr>
+    </w:p>
+    <w:p>
+      <w:pPr>
+        <w:spacing w:before="100" w:beforeAutospacing="1" w:after="100" w:afterAutospacing="1" w:line="240" w:lineRule="auto"/>
+        <w:rPr>
+          <w:noProof/>
+        </w:rPr>
+      </w:pPr>
+    </w:p>
+    <w:p>
+      <w:pPr>
+        <w:spacing w:before="100" w:beforeAutospacing="1" w:after="100" w:afterAutospacing="1" w:line="240" w:lineRule="auto"/>
+        <w:rPr>
+          <w:noProof/>
+        </w:rPr>
+      </w:pPr>
+    </w:p>
+    <w:p>
+      <w:pPr>
+        <w:spacing w:before="100" w:beforeAutospacing="1" w:after="100" w:afterAutospacing="1" w:line="240" w:lineRule="auto"/>
+        <w:rPr>
+          <w:rFonts w:ascii="Times New Roman" w:eastAsia="Times New Roman" w:hAnsi="Times New Roman" w:cs="Times New Roman"/>
+          <w:kern w:val="0"/>
+          <w14:ligatures w14:val="none"/>
+        </w:rPr>
+      </w:pPr>
     </w:p>
     <w:sectPr>
       <w:pgSz w:w="12240" w:h="15840"/>
@@ -9344,4 +9661,16 @@
     </a:ext>
   </a:extLst>
 </a:theme>
+</file>
+
+<file path=customXml/item1.xml><?xml version="1.0" encoding="utf-8"?>
+<b:Sources xmlns:b="http://schemas.openxmlformats.org/officeDocument/2006/bibliography" xmlns="http://schemas.openxmlformats.org/officeDocument/2006/bibliography" SelectedStyle="\APASixthEditionOfficeOnline.xsl" StyleName="APA" Version="6"/>
+</file>
+
+<file path=customXml/itemProps1.xml><?xml version="1.0" encoding="utf-8"?>
+<ds:datastoreItem xmlns:ds="http://schemas.openxmlformats.org/officeDocument/2006/customXml" ds:itemID="{08ABACFC-5E6A-44A5-AA18-69209FB37CF9}">
+  <ds:schemaRefs>
+    <ds:schemaRef ds:uri="http://schemas.openxmlformats.org/officeDocument/2006/bibliography"/>
+  </ds:schemaRefs>
+</ds:datastoreItem>
 </file>